--- a/data/raw/word/Luật-84-2015-QH13.docx
+++ b/data/raw/word/Luật-84-2015-QH13.docx
@@ -24898,7 +24898,7 @@
         <w:noProof/>
       </w:rPr>
       <w:drawing>
-        <wp:inline distT="0" distB="0" distL="0" distR="0" wp14:anchorId="36F18ADD" wp14:editId="7C117048">
+        <wp:inline distT="0" distB="0" distL="0" distR="0" wp14:anchorId="2EF5B5BA" wp14:editId="398078D9">
           <wp:extent cx="5934075" cy="733425"/>
           <wp:effectExtent l="0" t="0" r="0" b="0"/>
           <wp:docPr id="1" name="Picture 1"/>
@@ -25574,46 +25574,46 @@
       </w:pPr>
     </w:lvl>
   </w:abstractNum>
-  <w:num w:numId="1" w16cid:durableId="116460089">
+  <w:num w:numId="1" w16cid:durableId="1251700767">
     <w:abstractNumId w:val="11"/>
   </w:num>
-  <w:num w:numId="2" w16cid:durableId="1430660537">
+  <w:num w:numId="2" w16cid:durableId="868184574">
     <w:abstractNumId w:val="10"/>
   </w:num>
-  <w:num w:numId="3" w16cid:durableId="1679036171">
+  <w:num w:numId="3" w16cid:durableId="2117090457">
     <w:abstractNumId w:val="9"/>
   </w:num>
-  <w:num w:numId="4" w16cid:durableId="1460303094">
+  <w:num w:numId="4" w16cid:durableId="1849102717">
     <w:abstractNumId w:val="7"/>
   </w:num>
-  <w:num w:numId="5" w16cid:durableId="1071930721">
+  <w:num w:numId="5" w16cid:durableId="752747191">
     <w:abstractNumId w:val="6"/>
   </w:num>
-  <w:num w:numId="6" w16cid:durableId="241062065">
+  <w:num w:numId="6" w16cid:durableId="1618829516">
     <w:abstractNumId w:val="5"/>
   </w:num>
-  <w:num w:numId="7" w16cid:durableId="1846280798">
+  <w:num w:numId="7" w16cid:durableId="1150825190">
     <w:abstractNumId w:val="4"/>
   </w:num>
-  <w:num w:numId="8" w16cid:durableId="1997877962">
+  <w:num w:numId="8" w16cid:durableId="1885674566">
     <w:abstractNumId w:val="8"/>
   </w:num>
-  <w:num w:numId="9" w16cid:durableId="918750400">
+  <w:num w:numId="9" w16cid:durableId="1566180537">
     <w:abstractNumId w:val="3"/>
   </w:num>
-  <w:num w:numId="10" w16cid:durableId="2014408941">
+  <w:num w:numId="10" w16cid:durableId="1586836608">
     <w:abstractNumId w:val="2"/>
   </w:num>
-  <w:num w:numId="11" w16cid:durableId="204366252">
+  <w:num w:numId="11" w16cid:durableId="1337228784">
     <w:abstractNumId w:val="1"/>
   </w:num>
-  <w:num w:numId="12" w16cid:durableId="1410885777">
+  <w:num w:numId="12" w16cid:durableId="746346662">
     <w:abstractNumId w:val="0"/>
   </w:num>
-  <w:num w:numId="13" w16cid:durableId="1412894220">
+  <w:num w:numId="13" w16cid:durableId="583078209">
     <w:abstractNumId w:val="13"/>
   </w:num>
-  <w:num w:numId="14" w16cid:durableId="197201152">
+  <w:num w:numId="14" w16cid:durableId="479268687">
     <w:abstractNumId w:val="12"/>
   </w:num>
 </w:numbering>
